--- a/Superstore_Analysis_Report.docx
+++ b/Superstore_Analysis_Report.docx
@@ -36,7 +36,7 @@
           <w:sz w:val="20"/>
           <w:szCs w:val="20"/>
         </w:rPr>
-        <w:t xml:space="preserve">Analyst: Harvey</w:t>
+        <w:t xml:space="preserve">Analyst: Akash Mahalingam</w:t>
       </w:r>
     </w:p>
     <w:p>
